--- a/Templates/промежуточные_особые/внести Обездвижка/Определение БД нет ГП.docx
+++ b/Templates/промежуточные_особые/внести Обездвижка/Определение БД нет ГП.docx
@@ -310,7 +310,7 @@
     <w:p>
       <w:pPr>
         <w:tabs>
-          <w:tab w:val="left" w:pos="6300"/>
+          <w:tab w:pos="9354" w:val="right"/>
         </w:tabs>
         <w:rPr>
           <w:bCs/>
@@ -320,19 +320,16 @@
         <w:t>[66]</w:t>
       </w:r>
       <w:r>
-        <w:t xml:space="preserve">                                        </w:t>
+        <w:tab/>
       </w:r>
-      <w:r>
-        <w:t xml:space="preserve">                                                                    </w:t>
-      </w:r>
+      <w:r/>
       <w:r>
         <w:rPr>
           <w:lang w:val="en-US"/>
         </w:rPr>
-        <w:t xml:space="preserve">     </w:t>
       </w:r>
       <w:r>
-        <w:t xml:space="preserve">  Дело № </w:t>
+        <w:t xml:space="preserve">Дело № </w:t>
       </w:r>
       <w:r>
         <w:t>[1]-</w:t>
@@ -915,17 +912,19 @@
     </w:p>
     <w:p>
       <w:pPr>
+        <w:tabs>
+          <w:tab w:pos="9354" w:val="right"/>
+        </w:tabs>
         <w:jc w:val="both"/>
         <w:rPr>
           <w:lang w:val="en-US"/>
         </w:rPr>
       </w:pPr>
       <w:r>
-        <w:t xml:space="preserve">Судья                                                                                             </w:t>
+        <w:t>Судья</w:t>
+        <w:tab/>
       </w:r>
-      <w:r>
-        <w:t xml:space="preserve">                               </w:t>
-      </w:r>
+      <w:r/>
       <w:r>
         <w:rPr>
           <w:lang w:val="en-US"/>
